--- a/background/new/2024.10.01 Progress report.docx
+++ b/background/new/2024.10.01 Progress report.docx
@@ -6298,12 +6298,12 @@
           <wp:inline distB="114300" distT="114300" distL="114300" distR="114300">
             <wp:extent cx="5943600" cy="2057400"/>
             <wp:effectExtent b="0" l="0" r="0" t="0"/>
-            <wp:docPr id="3" name="image2.png"/>
+            <wp:docPr id="3" name="image3.png"/>
             <a:graphic>
               <a:graphicData uri="http://schemas.openxmlformats.org/drawingml/2006/picture">
                 <pic:pic>
                   <pic:nvPicPr>
-                    <pic:cNvPr id="0" name="image2.png"/>
+                    <pic:cNvPr id="0" name="image3.png"/>
                     <pic:cNvPicPr preferRelativeResize="0"/>
                   </pic:nvPicPr>
                   <pic:blipFill>
@@ -6424,12 +6424,12 @@
           <wp:inline distB="114300" distT="114300" distL="114300" distR="114300">
             <wp:extent cx="4881563" cy="4050900"/>
             <wp:effectExtent b="0" l="0" r="0" t="0"/>
-            <wp:docPr id="6" name="image4.png"/>
+            <wp:docPr id="6" name="image6.png"/>
             <a:graphic>
               <a:graphicData uri="http://schemas.openxmlformats.org/drawingml/2006/picture">
                 <pic:pic>
                   <pic:nvPicPr>
-                    <pic:cNvPr id="0" name="image4.png"/>
+                    <pic:cNvPr id="0" name="image6.png"/>
                     <pic:cNvPicPr preferRelativeResize="0"/>
                   </pic:nvPicPr>
                   <pic:blipFill>
@@ -6683,12 +6683,12 @@
           <wp:inline distB="114300" distT="114300" distL="114300" distR="114300">
             <wp:extent cx="5943600" cy="3327400"/>
             <wp:effectExtent b="0" l="0" r="0" t="0"/>
-            <wp:docPr id="5" name="image6.png"/>
+            <wp:docPr id="5" name="image2.png"/>
             <a:graphic>
               <a:graphicData uri="http://schemas.openxmlformats.org/drawingml/2006/picture">
                 <pic:pic>
                   <pic:nvPicPr>
-                    <pic:cNvPr id="0" name="image6.png"/>
+                    <pic:cNvPr id="0" name="image2.png"/>
                     <pic:cNvPicPr preferRelativeResize="0"/>
                   </pic:nvPicPr>
                   <pic:blipFill>
@@ -6948,12 +6948,12 @@
                 <wp:inline distB="114300" distT="114300" distL="114300" distR="114300">
                   <wp:extent cx="1847850" cy="1473200"/>
                   <wp:effectExtent b="0" l="0" r="0" t="0"/>
-                  <wp:docPr id="1" name="image1.png"/>
+                  <wp:docPr id="1" name="image5.png"/>
                   <a:graphic>
                     <a:graphicData uri="http://schemas.openxmlformats.org/drawingml/2006/picture">
                       <pic:pic>
                         <pic:nvPicPr>
-                          <pic:cNvPr id="0" name="image1.png"/>
+                          <pic:cNvPr id="0" name="image5.png"/>
                           <pic:cNvPicPr preferRelativeResize="0"/>
                         </pic:nvPicPr>
                         <pic:blipFill>
@@ -7011,12 +7011,12 @@
                 <wp:inline distB="114300" distT="114300" distL="114300" distR="114300">
                   <wp:extent cx="1847850" cy="1409700"/>
                   <wp:effectExtent b="0" l="0" r="0" t="0"/>
-                  <wp:docPr id="4" name="image5.png"/>
+                  <wp:docPr id="4" name="image1.png"/>
                   <a:graphic>
                     <a:graphicData uri="http://schemas.openxmlformats.org/drawingml/2006/picture">
                       <pic:pic>
                         <pic:nvPicPr>
-                          <pic:cNvPr id="0" name="image5.png"/>
+                          <pic:cNvPr id="0" name="image1.png"/>
                           <pic:cNvPicPr preferRelativeResize="0"/>
                         </pic:nvPicPr>
                         <pic:blipFill>
@@ -7074,12 +7074,12 @@
                 <wp:inline distB="114300" distT="114300" distL="114300" distR="114300">
                   <wp:extent cx="1847850" cy="1549400"/>
                   <wp:effectExtent b="0" l="0" r="0" t="0"/>
-                  <wp:docPr id="2" name="image3.png"/>
+                  <wp:docPr id="2" name="image4.png"/>
                   <a:graphic>
                     <a:graphicData uri="http://schemas.openxmlformats.org/drawingml/2006/picture">
                       <pic:pic>
                         <pic:nvPicPr>
-                          <pic:cNvPr id="0" name="image3.png"/>
+                          <pic:cNvPr id="0" name="image4.png"/>
                           <pic:cNvPicPr preferRelativeResize="0"/>
                         </pic:nvPicPr>
                         <pic:blipFill>
